--- a/public/assets/JustinWu_resume_04.24 1.docx
+++ b/public/assets/JustinWu_resume_04.24 1.docx
@@ -364,7 +364,39 @@
           <w:sz w:val="24"/>
           <w:szCs w:val="24"/>
         </w:rPr>
-        <w:t>As a third-year university student and aspiring software engineer, I am actively seeking graduate roles and internships where I can apply my academic knowledge and self-developed skills to real-world challenges. I am eager to contribute to innovative projects, collaborate with experienced industry professionals, and continuously develop my technical expertise in a dynamic environment.</w:t>
+        <w:t xml:space="preserve">Graduate </w:t>
+      </w:r>
+      <w:r>
+        <w:rPr>
+          <w:rFonts w:ascii="Garamond" w:eastAsia="Garamond" w:hAnsi="Garamond" w:cs="Garamond"/>
+          <w:sz w:val="24"/>
+          <w:szCs w:val="24"/>
+        </w:rPr>
+        <w:t xml:space="preserve">Product Engineer </w:t>
+      </w:r>
+      <w:r>
+        <w:rPr>
+          <w:rFonts w:ascii="Garamond" w:eastAsia="Garamond" w:hAnsi="Garamond" w:cs="Garamond"/>
+          <w:sz w:val="24"/>
+          <w:szCs w:val="24"/>
+        </w:rPr>
+        <w:t xml:space="preserve">at InsightFactory.ai, developing and maintaining </w:t>
+      </w:r>
+      <w:r>
+        <w:rPr>
+          <w:rFonts w:ascii="Garamond" w:eastAsia="Garamond" w:hAnsi="Garamond" w:cs="Garamond"/>
+          <w:sz w:val="24"/>
+          <w:szCs w:val="24"/>
+        </w:rPr>
+        <w:t xml:space="preserve">the </w:t>
+      </w:r>
+      <w:r>
+        <w:rPr>
+          <w:rFonts w:ascii="Garamond" w:eastAsia="Garamond" w:hAnsi="Garamond" w:cs="Garamond"/>
+          <w:sz w:val="24"/>
+          <w:szCs w:val="24"/>
+        </w:rPr>
+        <w:t>internal data platform and data pipelines, with a focus on building reliable, scalable backend systems. Passionate about creating impactful solutions and contributing to real-world applications.</w:t>
       </w:r>
     </w:p>
     <w:p>
@@ -3062,7 +3094,6 @@
   <w:style w:type="character" w:default="1" w:styleId="DefaultParagraphFont">
     <w:name w:val="Default Paragraph Font"/>
     <w:uiPriority w:val="1"/>
-    <w:semiHidden/>
     <w:unhideWhenUsed/>
   </w:style>
   <w:style w:type="table" w:default="1" w:styleId="TableNormal">
